--- a/docs/self-checks/Phase_8.1_AI_Dashboard_自检报告.docx
+++ b/docs/self-checks/Phase_8.1_AI_Dashboard_自检报告.docx
@@ -13,7 +13,7 @@
     </w:p>
     <w:p>
       <w:r>
-        <w:t>生成日期：2026-06-27 14:17 | 分支：agent/workbuddy/phase-7</w:t>
+        <w:t>生成日期：2026-06-27 14:40 | 分支：agent/workbuddy/phase-7</w:t>
       </w:r>
     </w:p>
     <w:p>
